--- a/downloads/teacher/04 Units/Unit 01 - Nutrition and Wellness - Kitchen Skills and Smart Eating/Lesson 01.06 - Measuring and the Silent Measurement Challenge.docx
+++ b/downloads/teacher/04 Units/Unit 01 - Nutrition and Wellness - Kitchen Skills and Smart Eating/Lesson 01.06 - Measuring and the Silent Measurement Challenge.docx
@@ -230,23 +230,41 @@
       <w:r>
         <w:t xml:space="preserve">By the end of this lesson, students will be able to:</w:t>
       </w:r>
-      <w:r>
-        <w:t xml:space="preserve"> </w:t>
-      </w:r>
-      <w:r>
-        <w:t xml:space="preserve">1. (Low) Given the five abbreviations (tsp, Tbsp, c, oz, lb) and the three equivalents (3 tsp = 1 Tbsp, 16 Tbsp = 1 c, 8 fl oz = 1 c liquid), state what each means and convert between them.</w:t>
-      </w:r>
-      <w:r>
-        <w:t xml:space="preserve"> </w:t>
-      </w:r>
-      <w:r>
-        <w:t xml:space="preserve">2. (Mid) Given a measurement card, measure dry, liquid, and small-quantity ingredients using the correct tool and technique so that each lands within the target band on a gram scale.</w:t>
-      </w:r>
-      <w:r>
-        <w:t xml:space="preserve"> </w:t>
-      </w:r>
-      <w:r>
-        <w:t xml:space="preserve">3. (High) After the Silent Measurement Challenge, evaluate the team’s results against the scale, explain which technique error caused each miss, and judge how the team communicated without words.</w:t>
+    </w:p>
+    <w:p>
+      <w:pPr>
+        <w:numPr>
+          <w:ilvl w:val="0"/>
+          <w:numId w:val="1002"/>
+        </w:numPr>
+        <w:pStyle w:val="Compact"/>
+      </w:pPr>
+      <w:r>
+        <w:t xml:space="preserve">(Low) Given the five abbreviations (tsp, Tbsp, c, oz, lb) and the three equivalents (3 tsp = 1 Tbsp, 16 Tbsp = 1 c, 8 fl oz = 1 c liquid), state what each means and convert between them.</w:t>
+      </w:r>
+    </w:p>
+    <w:p>
+      <w:pPr>
+        <w:numPr>
+          <w:ilvl w:val="0"/>
+          <w:numId w:val="1002"/>
+        </w:numPr>
+        <w:pStyle w:val="Compact"/>
+      </w:pPr>
+      <w:r>
+        <w:t xml:space="preserve">(Mid) Given a measurement card, measure dry, liquid, and small-quantity ingredients using the correct tool and technique so that each lands within the target band on a gram scale.</w:t>
+      </w:r>
+    </w:p>
+    <w:p>
+      <w:pPr>
+        <w:numPr>
+          <w:ilvl w:val="0"/>
+          <w:numId w:val="1002"/>
+        </w:numPr>
+        <w:pStyle w:val="Compact"/>
+      </w:pPr>
+      <w:r>
+        <w:t xml:space="preserve">(High) After the Silent Measurement Challenge, evaluate the team’s results against the scale, explain which technique error caused each miss, and judge how the team communicated without words.</w:t>
       </w:r>
     </w:p>
     <w:p>
@@ -296,7 +314,7 @@
       <w:pPr>
         <w:numPr>
           <w:ilvl w:val="0"/>
-          <w:numId w:val="1002"/>
+          <w:numId w:val="1003"/>
         </w:numPr>
         <w:pStyle w:val="Compact"/>
       </w:pPr>
@@ -308,7 +326,7 @@
       <w:pPr>
         <w:numPr>
           <w:ilvl w:val="0"/>
-          <w:numId w:val="1002"/>
+          <w:numId w:val="1003"/>
         </w:numPr>
         <w:pStyle w:val="Compact"/>
       </w:pPr>
@@ -329,7 +347,7 @@
       <w:pPr>
         <w:numPr>
           <w:ilvl w:val="0"/>
-          <w:numId w:val="1002"/>
+          <w:numId w:val="1003"/>
         </w:numPr>
         <w:pStyle w:val="Compact"/>
       </w:pPr>
@@ -350,7 +368,7 @@
       <w:pPr>
         <w:numPr>
           <w:ilvl w:val="0"/>
-          <w:numId w:val="1002"/>
+          <w:numId w:val="1003"/>
         </w:numPr>
         <w:pStyle w:val="Compact"/>
       </w:pPr>
@@ -377,7 +395,7 @@
       <w:pPr>
         <w:numPr>
           <w:ilvl w:val="0"/>
-          <w:numId w:val="1002"/>
+          <w:numId w:val="1003"/>
         </w:numPr>
         <w:pStyle w:val="Compact"/>
       </w:pPr>
@@ -389,7 +407,7 @@
       <w:pPr>
         <w:numPr>
           <w:ilvl w:val="0"/>
-          <w:numId w:val="1002"/>
+          <w:numId w:val="1003"/>
         </w:numPr>
         <w:pStyle w:val="Compact"/>
       </w:pPr>
@@ -416,7 +434,7 @@
       <w:pPr>
         <w:numPr>
           <w:ilvl w:val="0"/>
-          <w:numId w:val="1002"/>
+          <w:numId w:val="1003"/>
         </w:numPr>
         <w:pStyle w:val="Compact"/>
       </w:pPr>
@@ -999,29 +1017,244 @@
       <w:r>
         <w:t xml:space="preserve">Monitor understanding:</w:t>
       </w:r>
-      <w:r>
-        <w:t xml:space="preserve"> </w:t>
-      </w:r>
-      <w:r>
-        <w:t xml:space="preserve">- How many teaspoons are in a tablespoon? How many tablespoons in a cup?</w:t>
-      </w:r>
-      <w:r>
-        <w:t xml:space="preserve"> </w:t>
-      </w:r>
-      <w:r>
-        <w:t xml:space="preserve">- Where do your eyes go when you read a liquid measuring cup?</w:t>
-      </w:r>
-      <w:r>
-        <w:t xml:space="preserve"> </w:t>
-      </w:r>
-      <w:r>
-        <w:t xml:space="preserve">- Why do you level a dry cup and not a liquid cup?</w:t>
-      </w:r>
-      <w:r>
-        <w:t xml:space="preserve"> </w:t>
-      </w:r>
-      <w:r>
-        <w:t xml:space="preserve">- Which item on your card was the hardest to get right, and why?</w:t>
+    </w:p>
+    <w:p>
+      <w:pPr>
+        <w:numPr>
+          <w:ilvl w:val="0"/>
+          <w:numId w:val="1004"/>
+        </w:numPr>
+        <w:pStyle w:val="Compact"/>
+      </w:pPr>
+      <w:r>
+        <w:t xml:space="preserve">How many teaspoons are in a tablespoon? How many tablespoons in a cup?</w:t>
+      </w:r>
+    </w:p>
+    <w:p>
+      <w:pPr>
+        <w:numPr>
+          <w:ilvl w:val="0"/>
+          <w:numId w:val="1004"/>
+        </w:numPr>
+        <w:pStyle w:val="Compact"/>
+      </w:pPr>
+      <w:r>
+        <w:t xml:space="preserve">Where do your eyes go when you read a liquid measuring cup?</w:t>
+      </w:r>
+    </w:p>
+    <w:p>
+      <w:pPr>
+        <w:numPr>
+          <w:ilvl w:val="0"/>
+          <w:numId w:val="1004"/>
+        </w:numPr>
+        <w:pStyle w:val="Compact"/>
+      </w:pPr>
+      <w:r>
+        <w:t xml:space="preserve">Why do you level a dry cup and not a liquid cup?</w:t>
+      </w:r>
+    </w:p>
+    <w:p>
+      <w:pPr>
+        <w:numPr>
+          <w:ilvl w:val="0"/>
+          <w:numId w:val="1004"/>
+        </w:numPr>
+        <w:pStyle w:val="Compact"/>
+      </w:pPr>
+      <w:r>
+        <w:t xml:space="preserve">Which item on your card was the hardest to get right, and why?</w:t>
+      </w:r>
+    </w:p>
+    <w:p>
+      <w:pPr>
+        <w:pStyle w:val="FirstParagraph"/>
+      </w:pPr>
+      <w:r>
+        <w:t xml:space="preserve">Deepen learning:</w:t>
+      </w:r>
+    </w:p>
+    <w:p>
+      <w:pPr>
+        <w:numPr>
+          <w:ilvl w:val="0"/>
+          <w:numId w:val="1005"/>
+        </w:numPr>
+        <w:pStyle w:val="Compact"/>
+      </w:pPr>
+      <w:r>
+        <w:t xml:space="preserve">The scale said your flour was 20 grams over. Where did the extra come from?</w:t>
+      </w:r>
+    </w:p>
+    <w:p>
+      <w:pPr>
+        <w:numPr>
+          <w:ilvl w:val="0"/>
+          <w:numId w:val="1005"/>
+        </w:numPr>
+        <w:pStyle w:val="Compact"/>
+      </w:pPr>
+      <w:r>
+        <w:t xml:space="preserve">A bakery weighs flour instead of using cups. Why would they do that?</w:t>
+      </w:r>
+    </w:p>
+    <w:p>
+      <w:pPr>
+        <w:numPr>
+          <w:ilvl w:val="0"/>
+          <w:numId w:val="1005"/>
+        </w:numPr>
+        <w:pStyle w:val="Compact"/>
+      </w:pPr>
+      <w:r>
+        <w:t xml:space="preserve">You could not talk today. What did your team do instead, and did it work better or worse than talking?</w:t>
+      </w:r>
+    </w:p>
+    <w:p>
+      <w:pPr>
+        <w:numPr>
+          <w:ilvl w:val="0"/>
+          <w:numId w:val="1005"/>
+        </w:numPr>
+        <w:pStyle w:val="Compact"/>
+      </w:pPr>
+      <w:r>
+        <w:t xml:space="preserve">If you doubled a recipe and it only called for 1 1/2 tsp of baking powder, how would you measure 3 tsp with the fewest scoops?</w:t>
+      </w:r>
+    </w:p>
+    <w:p>
+      <w:pPr>
+        <w:pStyle w:val="Heading2"/>
+      </w:pPr>
+      <w:bookmarkStart w:id="30" w:name="check-for-understanding"/>
+      <w:r>
+        <w:t xml:space="preserve">Check for understanding</w:t>
+      </w:r>
+      <w:bookmarkEnd w:id="30"/>
+    </w:p>
+    <w:p>
+      <w:pPr>
+        <w:pStyle w:val="FirstParagraph"/>
+      </w:pPr>
+      <w:r>
+        <w:t xml:space="preserve">Day 1 clipboard checklist during Step 2: for each pair, a yes or no on</w:t>
+      </w:r>
+      <w:r>
+        <w:t xml:space="preserve"> </w:t>
+      </w:r>
+      <w:r>
+        <w:t xml:space="preserve">“</w:t>
+      </w:r>
+      <w:r>
+        <w:t xml:space="preserve">uses the right tool,</w:t>
+      </w:r>
+      <w:r>
+        <w:t xml:space="preserve">”</w:t>
+      </w:r>
+      <w:r>
+        <w:t xml:space="preserve"> </w:t>
+      </w:r>
+      <w:r>
+        <w:t xml:space="preserve">“</w:t>
+      </w:r>
+      <w:r>
+        <w:t xml:space="preserve">levels dry and reads liquid at eye level,</w:t>
+      </w:r>
+      <w:r>
+        <w:t xml:space="preserve">”</w:t>
+      </w:r>
+      <w:r>
+        <w:t xml:space="preserve"> </w:t>
+      </w:r>
+      <w:r>
+        <w:t xml:space="preserve">and</w:t>
+      </w:r>
+      <w:r>
+        <w:t xml:space="preserve"> </w:t>
+      </w:r>
+      <w:r>
+        <w:t xml:space="preserve">“</w:t>
+      </w:r>
+      <w:r>
+        <w:t xml:space="preserve">records the equivalent correctly.</w:t>
+      </w:r>
+      <w:r>
+        <w:t xml:space="preserve">”</w:t>
+      </w:r>
+      <w:r>
+        <w:t xml:space="preserve"> </w:t>
+      </w:r>
+      <w:r>
+        <w:t xml:space="preserve">A pair with three yeses at two stations in a row is ready for the Challenge. Day 2: the weigh-in itself is the check; a team with four or more items in the tight band has the technique.</w:t>
+      </w:r>
+    </w:p>
+    <w:p>
+      <w:pPr>
+        <w:pStyle w:val="Heading2"/>
+      </w:pPr>
+      <w:bookmarkStart w:id="31" w:name="closure-time-4-min-each-day"/>
+      <w:r>
+        <w:t xml:space="preserve">Closure (Time: 4 min, each day)</w:t>
+      </w:r>
+      <w:bookmarkEnd w:id="31"/>
+    </w:p>
+    <w:p>
+      <w:pPr>
+        <w:pStyle w:val="FirstParagraph"/>
+      </w:pPr>
+      <w:r>
+        <w:t xml:space="preserve">Day 1: 3-2-1 exit card: 3 equivalents from memory, 2 techniques you will use in the Challenge tomorrow, 1 thing that still confuses you about measuring. Three students read one line aloud. Sort into</w:t>
+      </w:r>
+      <w:r>
+        <w:t xml:space="preserve"> </w:t>
+      </w:r>
+      <w:r>
+        <w:t xml:space="preserve">“</w:t>
+      </w:r>
+      <w:r>
+        <w:t xml:space="preserve">got it</w:t>
+      </w:r>
+      <w:r>
+        <w:t xml:space="preserve">”</w:t>
+      </w:r>
+      <w:r>
+        <w:t xml:space="preserve"> </w:t>
+      </w:r>
+      <w:r>
+        <w:t xml:space="preserve">and</w:t>
+      </w:r>
+      <w:r>
+        <w:t xml:space="preserve"> </w:t>
+      </w:r>
+      <w:r>
+        <w:t xml:space="preserve">“</w:t>
+      </w:r>
+      <w:r>
+        <w:t xml:space="preserve">needs more</w:t>
+      </w:r>
+      <w:r>
+        <w:t xml:space="preserve">”</w:t>
+      </w:r>
+      <w:r>
+        <w:t xml:space="preserve">; the</w:t>
+      </w:r>
+      <w:r>
+        <w:t xml:space="preserve"> </w:t>
+      </w:r>
+      <w:r>
+        <w:t xml:space="preserve">“</w:t>
+      </w:r>
+      <w:r>
+        <w:t xml:space="preserve">needs more</w:t>
+      </w:r>
+      <w:r>
+        <w:t xml:space="preserve">”</w:t>
+      </w:r>
+      <w:r>
+        <w:t xml:space="preserve"> </w:t>
+      </w:r>
+      <w:r>
+        <w:t xml:space="preserve">pile decides who measures the liquid items at the Challenge (with a partner watching).</w:t>
       </w:r>
     </w:p>
     <w:p>
@@ -1029,180 +1262,13 @@
         <w:pStyle w:val="BodyText"/>
       </w:pPr>
       <w:r>
-        <w:t xml:space="preserve">Deepen learning:</w:t>
-      </w:r>
-      <w:r>
-        <w:t xml:space="preserve"> </w:t>
-      </w:r>
-      <w:r>
-        <w:t xml:space="preserve">- The scale said your flour was 20 grams over. Where did the extra come from?</w:t>
-      </w:r>
-      <w:r>
-        <w:t xml:space="preserve"> </w:t>
-      </w:r>
-      <w:r>
-        <w:t xml:space="preserve">- A bakery weighs flour instead of using cups. Why would they do that?</w:t>
-      </w:r>
-      <w:r>
-        <w:t xml:space="preserve"> </w:t>
-      </w:r>
-      <w:r>
-        <w:t xml:space="preserve">- You could not talk today. What did your team do instead, and did it work better or worse than talking?</w:t>
-      </w:r>
-      <w:r>
-        <w:t xml:space="preserve"> </w:t>
-      </w:r>
-      <w:r>
-        <w:t xml:space="preserve">- If you doubled a recipe and it only called for 1 1/2 tsp of baking powder, how would you measure 3 tsp with the fewest scoops?</w:t>
+        <w:t xml:space="preserve">Day 2: one sentence on the exit card: "Next time I measure ___ I will ___ because the scale showed ___." Two students read theirs. Keep the cards; they are the review before the performance check.</w:t>
       </w:r>
     </w:p>
     <w:p>
       <w:pPr>
         <w:pStyle w:val="Heading2"/>
       </w:pPr>
-      <w:bookmarkStart w:id="30" w:name="check-for-understanding"/>
-      <w:r>
-        <w:t xml:space="preserve">Check for understanding</w:t>
-      </w:r>
-      <w:bookmarkEnd w:id="30"/>
-    </w:p>
-    <w:p>
-      <w:pPr>
-        <w:pStyle w:val="FirstParagraph"/>
-      </w:pPr>
-      <w:r>
-        <w:t xml:space="preserve">Day 1 clipboard checklist during Step 2: for each pair, a yes or no on</w:t>
-      </w:r>
-      <w:r>
-        <w:t xml:space="preserve"> </w:t>
-      </w:r>
-      <w:r>
-        <w:t xml:space="preserve">“</w:t>
-      </w:r>
-      <w:r>
-        <w:t xml:space="preserve">uses the right tool,</w:t>
-      </w:r>
-      <w:r>
-        <w:t xml:space="preserve">”</w:t>
-      </w:r>
-      <w:r>
-        <w:t xml:space="preserve"> </w:t>
-      </w:r>
-      <w:r>
-        <w:t xml:space="preserve">“</w:t>
-      </w:r>
-      <w:r>
-        <w:t xml:space="preserve">levels dry and reads liquid at eye level,</w:t>
-      </w:r>
-      <w:r>
-        <w:t xml:space="preserve">”</w:t>
-      </w:r>
-      <w:r>
-        <w:t xml:space="preserve"> </w:t>
-      </w:r>
-      <w:r>
-        <w:t xml:space="preserve">and</w:t>
-      </w:r>
-      <w:r>
-        <w:t xml:space="preserve"> </w:t>
-      </w:r>
-      <w:r>
-        <w:t xml:space="preserve">“</w:t>
-      </w:r>
-      <w:r>
-        <w:t xml:space="preserve">records the equivalent correctly.</w:t>
-      </w:r>
-      <w:r>
-        <w:t xml:space="preserve">”</w:t>
-      </w:r>
-      <w:r>
-        <w:t xml:space="preserve"> </w:t>
-      </w:r>
-      <w:r>
-        <w:t xml:space="preserve">A pair with three yeses at two stations in a row is ready for the Challenge. Day 2: the weigh-in itself is the check; a team with four or more items in the tight band has the technique.</w:t>
-      </w:r>
-    </w:p>
-    <w:p>
-      <w:pPr>
-        <w:pStyle w:val="Heading2"/>
-      </w:pPr>
-      <w:bookmarkStart w:id="31" w:name="closure-time-4-min-each-day"/>
-      <w:r>
-        <w:t xml:space="preserve">Closure (Time: 4 min, each day)</w:t>
-      </w:r>
-      <w:bookmarkEnd w:id="31"/>
-    </w:p>
-    <w:p>
-      <w:pPr>
-        <w:pStyle w:val="FirstParagraph"/>
-      </w:pPr>
-      <w:r>
-        <w:t xml:space="preserve">Day 1: 3-2-1 exit card: 3 equivalents from memory, 2 techniques you will use in the Challenge tomorrow, 1 thing that still confuses you about measuring. Three students read one line aloud. Sort into</w:t>
-      </w:r>
-      <w:r>
-        <w:t xml:space="preserve"> </w:t>
-      </w:r>
-      <w:r>
-        <w:t xml:space="preserve">“</w:t>
-      </w:r>
-      <w:r>
-        <w:t xml:space="preserve">got it</w:t>
-      </w:r>
-      <w:r>
-        <w:t xml:space="preserve">”</w:t>
-      </w:r>
-      <w:r>
-        <w:t xml:space="preserve"> </w:t>
-      </w:r>
-      <w:r>
-        <w:t xml:space="preserve">and</w:t>
-      </w:r>
-      <w:r>
-        <w:t xml:space="preserve"> </w:t>
-      </w:r>
-      <w:r>
-        <w:t xml:space="preserve">“</w:t>
-      </w:r>
-      <w:r>
-        <w:t xml:space="preserve">needs more</w:t>
-      </w:r>
-      <w:r>
-        <w:t xml:space="preserve">”</w:t>
-      </w:r>
-      <w:r>
-        <w:t xml:space="preserve">; the</w:t>
-      </w:r>
-      <w:r>
-        <w:t xml:space="preserve"> </w:t>
-      </w:r>
-      <w:r>
-        <w:t xml:space="preserve">“</w:t>
-      </w:r>
-      <w:r>
-        <w:t xml:space="preserve">needs more</w:t>
-      </w:r>
-      <w:r>
-        <w:t xml:space="preserve">”</w:t>
-      </w:r>
-      <w:r>
-        <w:t xml:space="preserve"> </w:t>
-      </w:r>
-      <w:r>
-        <w:t xml:space="preserve">pile decides who measures the liquid items at the Challenge (with a partner watching).</w:t>
-      </w:r>
-    </w:p>
-    <w:p>
-      <w:pPr>
-        <w:pStyle w:val="BodyText"/>
-      </w:pPr>
-      <w:r>
-        <w:t xml:space="preserve">Day 2: one sentence on the exit card: "Next time I measure ___ I will ___ because the scale showed ___." Two students read theirs. Keep the cards; they are the review before the performance check.</w:t>
-      </w:r>
-    </w:p>
-    <w:p>
-      <w:pPr>
-        <w:pStyle w:val="Heading2"/>
-      </w:pPr>
       <w:bookmarkStart w:id="32" w:name="differentiation-and-supports"/>
       <w:r>
         <w:t xml:space="preserve">Differentiation and supports</w:t>
@@ -1213,7 +1279,7 @@
       <w:pPr>
         <w:numPr>
           <w:ilvl w:val="0"/>
-          <w:numId w:val="1003"/>
+          <w:numId w:val="1006"/>
         </w:numPr>
         <w:pStyle w:val="Compact"/>
       </w:pPr>
@@ -1237,7 +1303,7 @@
       <w:pPr>
         <w:numPr>
           <w:ilvl w:val="0"/>
-          <w:numId w:val="1003"/>
+          <w:numId w:val="1006"/>
         </w:numPr>
         <w:pStyle w:val="Compact"/>
       </w:pPr>
@@ -1249,7 +1315,7 @@
       <w:pPr>
         <w:numPr>
           <w:ilvl w:val="0"/>
-          <w:numId w:val="1003"/>
+          <w:numId w:val="1006"/>
         </w:numPr>
         <w:pStyle w:val="Compact"/>
       </w:pPr>
@@ -1261,7 +1327,7 @@
       <w:pPr>
         <w:numPr>
           <w:ilvl w:val="0"/>
-          <w:numId w:val="1003"/>
+          <w:numId w:val="1006"/>
         </w:numPr>
         <w:pStyle w:val="Compact"/>
       </w:pPr>
@@ -1291,7 +1357,7 @@
       <w:pPr>
         <w:numPr>
           <w:ilvl w:val="0"/>
-          <w:numId w:val="1003"/>
+          <w:numId w:val="1006"/>
         </w:numPr>
         <w:pStyle w:val="Compact"/>
       </w:pPr>
@@ -1303,7 +1369,7 @@
       <w:pPr>
         <w:numPr>
           <w:ilvl w:val="0"/>
-          <w:numId w:val="1003"/>
+          <w:numId w:val="1006"/>
         </w:numPr>
         <w:pStyle w:val="Compact"/>
       </w:pPr>
@@ -1654,7 +1720,7 @@
       <w:pPr>
         <w:numPr>
           <w:ilvl w:val="0"/>
-          <w:numId w:val="1004"/>
+          <w:numId w:val="1007"/>
         </w:numPr>
         <w:pStyle w:val="Compact"/>
       </w:pPr>
@@ -1678,7 +1744,7 @@
       <w:pPr>
         <w:numPr>
           <w:ilvl w:val="0"/>
-          <w:numId w:val="1004"/>
+          <w:numId w:val="1007"/>
         </w:numPr>
         <w:pStyle w:val="Compact"/>
       </w:pPr>
@@ -1690,7 +1756,7 @@
       <w:pPr>
         <w:numPr>
           <w:ilvl w:val="0"/>
-          <w:numId w:val="1004"/>
+          <w:numId w:val="1007"/>
         </w:numPr>
         <w:pStyle w:val="Compact"/>
       </w:pPr>
@@ -1723,7 +1789,7 @@
       <w:pPr>
         <w:numPr>
           <w:ilvl w:val="0"/>
-          <w:numId w:val="1004"/>
+          <w:numId w:val="1007"/>
         </w:numPr>
         <w:pStyle w:val="Compact"/>
       </w:pPr>
@@ -1735,7 +1801,7 @@
       <w:pPr>
         <w:numPr>
           <w:ilvl w:val="0"/>
-          <w:numId w:val="1004"/>
+          <w:numId w:val="1007"/>
         </w:numPr>
         <w:pStyle w:val="Compact"/>
       </w:pPr>
@@ -1747,7 +1813,7 @@
       <w:pPr>
         <w:numPr>
           <w:ilvl w:val="0"/>
-          <w:numId w:val="1004"/>
+          <w:numId w:val="1007"/>
         </w:numPr>
         <w:pStyle w:val="Compact"/>
       </w:pPr>
@@ -1771,7 +1837,7 @@
       <w:pPr>
         <w:numPr>
           <w:ilvl w:val="0"/>
-          <w:numId w:val="1004"/>
+          <w:numId w:val="1007"/>
         </w:numPr>
         <w:pStyle w:val="Compact"/>
       </w:pPr>
@@ -1802,7 +1868,7 @@
       <w:pPr>
         <w:numPr>
           <w:ilvl w:val="0"/>
-          <w:numId w:val="1005"/>
+          <w:numId w:val="1008"/>
         </w:numPr>
         <w:pStyle w:val="Compact"/>
       </w:pPr>
@@ -1814,7 +1880,7 @@
       <w:pPr>
         <w:numPr>
           <w:ilvl w:val="0"/>
-          <w:numId w:val="1005"/>
+          <w:numId w:val="1008"/>
         </w:numPr>
         <w:pStyle w:val="Compact"/>
       </w:pPr>
@@ -1838,7 +1904,7 @@
       <w:pPr>
         <w:numPr>
           <w:ilvl w:val="0"/>
-          <w:numId w:val="1005"/>
+          <w:numId w:val="1008"/>
         </w:numPr>
         <w:pStyle w:val="Compact"/>
       </w:pPr>
@@ -1850,7 +1916,7 @@
       <w:pPr>
         <w:numPr>
           <w:ilvl w:val="0"/>
-          <w:numId w:val="1005"/>
+          <w:numId w:val="1008"/>
         </w:numPr>
         <w:pStyle w:val="Compact"/>
       </w:pPr>
@@ -1865,7 +1931,7 @@
       <w:pPr>
         <w:numPr>
           <w:ilvl w:val="0"/>
-          <w:numId w:val="1005"/>
+          <w:numId w:val="1008"/>
         </w:numPr>
         <w:pStyle w:val="Compact"/>
       </w:pPr>
@@ -2158,6 +2224,118 @@
       </w:pPr>
     </w:lvl>
   </w:abstractNum>
+  <w:abstractNum w:abstractNumId="99411">
+    <w:nsid w:val="71315dca"/>
+    <w:multiLevelType w:val="multilevel"/>
+    <w:lvl w:ilvl="0">
+      <w:start w:val="1"/>
+      <w:numFmt w:val="decimal"/>
+      <w:lvlText w:val="%1."/>
+      <w:lvlJc w:val="left"/>
+      <w:pPr>
+        <w:tabs>
+          <w:tab w:val="num" w:pos="0"/>
+        </w:tabs>
+        <w:ind w:left="480" w:hanging="480"/>
+      </w:pPr>
+    </w:lvl>
+    <w:lvl w:ilvl="1">
+      <w:start w:val="1"/>
+      <w:numFmt w:val="decimal"/>
+      <w:lvlText w:val="%2."/>
+      <w:lvlJc w:val="left"/>
+      <w:pPr>
+        <w:tabs>
+          <w:tab w:val="num" w:pos="720"/>
+        </w:tabs>
+        <w:ind w:left="1200" w:hanging="480"/>
+      </w:pPr>
+    </w:lvl>
+    <w:lvl w:ilvl="2">
+      <w:start w:val="1"/>
+      <w:numFmt w:val="decimal"/>
+      <w:lvlText w:val="%3."/>
+      <w:lvlJc w:val="left"/>
+      <w:pPr>
+        <w:tabs>
+          <w:tab w:val="num" w:pos="1440"/>
+        </w:tabs>
+        <w:ind w:left="1920" w:hanging="480"/>
+      </w:pPr>
+    </w:lvl>
+    <w:lvl w:ilvl="3">
+      <w:start w:val="1"/>
+      <w:numFmt w:val="decimal"/>
+      <w:lvlText w:val="%4."/>
+      <w:lvlJc w:val="left"/>
+      <w:pPr>
+        <w:tabs>
+          <w:tab w:val="num" w:pos="2160"/>
+        </w:tabs>
+        <w:ind w:left="2640" w:hanging="480"/>
+      </w:pPr>
+    </w:lvl>
+    <w:lvl w:ilvl="4">
+      <w:start w:val="1"/>
+      <w:numFmt w:val="decimal"/>
+      <w:lvlText w:val="%5."/>
+      <w:lvlJc w:val="left"/>
+      <w:pPr>
+        <w:tabs>
+          <w:tab w:val="num" w:pos="2880"/>
+        </w:tabs>
+        <w:ind w:left="3360" w:hanging="480"/>
+      </w:pPr>
+    </w:lvl>
+    <w:lvl w:ilvl="5">
+      <w:start w:val="1"/>
+      <w:numFmt w:val="decimal"/>
+      <w:lvlText w:val="%6."/>
+      <w:lvlJc w:val="left"/>
+      <w:pPr>
+        <w:tabs>
+          <w:tab w:val="num" w:pos="3600"/>
+        </w:tabs>
+        <w:ind w:left="4080" w:hanging="480"/>
+      </w:pPr>
+    </w:lvl>
+    <w:lvl w:ilvl="6">
+      <w:start w:val="1"/>
+      <w:numFmt w:val="decimal"/>
+      <w:lvlText w:val="%7."/>
+      <w:lvlJc w:val="left"/>
+      <w:pPr>
+        <w:tabs>
+          <w:tab w:val="num" w:pos="4320"/>
+        </w:tabs>
+        <w:ind w:left="4800" w:hanging="480"/>
+      </w:pPr>
+    </w:lvl>
+    <w:lvl w:ilvl="7">
+      <w:start w:val="1"/>
+      <w:numFmt w:val="decimal"/>
+      <w:lvlText w:val="%8."/>
+      <w:lvlJc w:val="left"/>
+      <w:pPr>
+        <w:tabs>
+          <w:tab w:val="num" w:pos="5040"/>
+        </w:tabs>
+        <w:ind w:left="5520" w:hanging="480"/>
+      </w:pPr>
+    </w:lvl>
+    <w:lvl w:ilvl="8">
+      <w:start w:val="1"/>
+      <w:numFmt w:val="decimal"/>
+      <w:lvlText w:val="%9."/>
+      <w:lvlJc w:val="left"/>
+      <w:pPr>
+        <w:tabs>
+          <w:tab w:val="num" w:pos="5760"/>
+        </w:tabs>
+        <w:ind w:left="6240" w:hanging="480"/>
+      </w:pPr>
+    </w:lvl>
+  </w:abstractNum>
   <w:num w:numId="1000">
     <w:abstractNumId w:val="990"/>
   </w:num>
@@ -2165,7 +2343,34 @@
     <w:abstractNumId w:val="991"/>
   </w:num>
   <w:num w:numId="1002">
-    <w:abstractNumId w:val="991"/>
+    <w:abstractNumId w:val="99411"/>
+    <w:lvlOverride w:ilvl="0">
+      <w:startOverride w:val="1"/>
+    </w:lvlOverride>
+    <w:lvlOverride w:ilvl="1">
+      <w:startOverride w:val="1"/>
+    </w:lvlOverride>
+    <w:lvlOverride w:ilvl="2">
+      <w:startOverride w:val="1"/>
+    </w:lvlOverride>
+    <w:lvlOverride w:ilvl="3">
+      <w:startOverride w:val="1"/>
+    </w:lvlOverride>
+    <w:lvlOverride w:ilvl="4">
+      <w:startOverride w:val="1"/>
+    </w:lvlOverride>
+    <w:lvlOverride w:ilvl="5">
+      <w:startOverride w:val="1"/>
+    </w:lvlOverride>
+    <w:lvlOverride w:ilvl="6">
+      <w:startOverride w:val="1"/>
+    </w:lvlOverride>
+    <w:lvlOverride w:ilvl="7">
+      <w:startOverride w:val="1"/>
+    </w:lvlOverride>
+    <w:lvlOverride w:ilvl="8">
+      <w:startOverride w:val="1"/>
+    </w:lvlOverride>
   </w:num>
   <w:num w:numId="1003">
     <w:abstractNumId w:val="991"/>
@@ -2174,6 +2379,15 @@
     <w:abstractNumId w:val="991"/>
   </w:num>
   <w:num w:numId="1005">
+    <w:abstractNumId w:val="991"/>
+  </w:num>
+  <w:num w:numId="1006">
+    <w:abstractNumId w:val="991"/>
+  </w:num>
+  <w:num w:numId="1007">
+    <w:abstractNumId w:val="991"/>
+  </w:num>
+  <w:num w:numId="1008">
     <w:abstractNumId w:val="991"/>
   </w:num>
 </w:numbering>

--- a/downloads/teacher/04 Units/Unit 01 - Nutrition and Wellness - Kitchen Skills and Smart Eating/Lesson 01.06 - Measuring and the Silent Measurement Challenge.docx
+++ b/downloads/teacher/04 Units/Unit 01 - Nutrition and Wellness - Kitchen Skills and Smart Eating/Lesson 01.06 - Measuring and the Silent Measurement Challenge.docx
@@ -331,16 +331,7 @@
         <w:pStyle w:val="Compact"/>
       </w:pPr>
       <w:r>
-        <w:t xml:space="preserve">Day 1, one gram scale per station if the room has them; if not, one scale at the teacher desk for spot checks.</w:t>
-      </w:r>
-      <w:r>
-        <w:t xml:space="preserve"> </w:t>
-      </w:r>
-      <w:r>
-        <w:rPr>
-          <w:rStyle w:val="TeacherNote"/>
-        </w:rPr>
-        <w:t xml:space="preserve">[Sal: a five-pack of kitchen scales runs about $60 and pays for itself in this lesson alone; add to the unit budget if the room has fewer than three.]</w:t>
+        <w:t xml:space="preserve">Day 1, one gram scale per station if the room has them; if not, one scale at the teacher desk for spot checks. A five-pack of kitchen scales runs about $60.</w:t>
       </w:r>
     </w:p>
     <w:p>
@@ -1418,15 +1409,6 @@
       <w:r>
         <w:t xml:space="preserve">”</w:t>
       </w:r>
-      <w:r>
-        <w:t xml:space="preserve"> </w:t>
-      </w:r>
-      <w:r>
-        <w:rPr>
-          <w:rStyle w:val="TeacherNote"/>
-        </w:rPr>
-        <w:t xml:space="preserve">[Sal: even one $12 scale changes this lesson; carry it in.]</w:t>
-      </w:r>
     </w:p>
     <w:p>
       <w:pPr>
@@ -1775,15 +1757,6 @@
       <w:r>
         <w:t xml:space="preserve">, section 2.</w:t>
       </w:r>
-      <w:r>
-        <w:t xml:space="preserve"> </w:t>
-      </w:r>
-      <w:r>
-        <w:rPr>
-          <w:rStyle w:val="TeacherNote"/>
-        </w:rPr>
-        <w:t xml:space="preserve">[Sal: confirm against the NYSED PDF.]</w:t>
-      </w:r>
     </w:p>
     <w:p>
       <w:pPr>
@@ -1818,19 +1791,7 @@
         <w:pStyle w:val="Compact"/>
       </w:pPr>
       <w:r>
-        <w:t xml:space="preserve">Sal’s own materials: the Silent Measurement Challenge, as described in his FACS Games write up and Queens College portfolio (see</w:t>
-      </w:r>
-      <w:r>
-        <w:t xml:space="preserve"> </w:t>
-      </w:r>
-      <w:r>
-        <w:rPr>
-          <w:rStyle w:val="VerbatimChar"/>
-        </w:rPr>
-        <w:t xml:space="preserve">01 Source Analysis/Brentwood Work and Simulations.md</w:t>
-      </w:r>
-      <w:r>
-        <w:t xml:space="preserve">). No original file exists; this lesson writes it out for the first time.</w:t>
+        <w:t xml:space="preserve">My own materials: the Silent Measurement Challenge, as described in my FACS Games write up and certification portfolio. No original file exists; this lesson writes it out for the first time.</w:t>
       </w:r>
     </w:p>
     <w:p>
@@ -1844,15 +1805,6 @@
       <w:r>
         <w:t xml:space="preserve">Gram targets: water 1 c = 237 g; flour, spooned and leveled, about 120 to 125 g per cup; granulated sugar 200 g per cup; table salt about 6 g per tsp; vegetable oil about 14 g per Tbsp.</w:t>
       </w:r>
-      <w:r>
-        <w:t xml:space="preserve"> </w:t>
-      </w:r>
-      <w:r>
-        <w:rPr>
-          <w:rStyle w:val="TeacherNote"/>
-        </w:rPr>
-        <w:t xml:space="preserve">[Sal: replace with your own weigh-in the day before; the scoring sheet has a column for it.]</w:t>
-      </w:r>
     </w:p>
     <w:p>
       <w:pPr>
@@ -1910,21 +1862,6 @@
       </w:pPr>
       <w:r>
         <w:t xml:space="preserve">The Challenge gets loud in the last two minutes when a team disagrees in silence. That is the point. Let it happen, then talk about it.</w:t>
-      </w:r>
-    </w:p>
-    <w:p>
-      <w:pPr>
-        <w:numPr>
-          <w:ilvl w:val="0"/>
-          <w:numId w:val="1008"/>
-        </w:numPr>
-        <w:pStyle w:val="Compact"/>
-      </w:pPr>
-      <w:r>
-        <w:rPr>
-          <w:rStyle w:val="TeacherNote"/>
-        </w:rPr>
-        <w:t xml:space="preserve">[Sal: your note says the Challenge is ELL friendly by design. Say that out loud to the class after the debrief; students who are quiet in English are often the best at this game, and they should hear why.]</w:t>
       </w:r>
     </w:p>
     <w:p>
